--- a/fixtures/manual-check/demo.docx
+++ b/fixtures/manual-check/demo.docx
@@ -1,18 +1,98 @@
 
 <file path=word/document.xml><?xml version="1.0" encoding="utf-8"?>
-<w:document xmlns:w="http://schemas.openxmlformats.org/wordprocessingml/2006/main">
+<w:document xmlns:wp="http://schemas.openxmlformats.org/drawingml/2006/wordprocessingDrawing" xmlns:a="http://schemas.openxmlformats.org/drawingml/2006/main" xmlns:pic="http://schemas.openxmlformats.org/drawingml/2006/picture" xmlns:r="http://schemas.openxmlformats.org/officeDocument/2006/relationships" xmlns:w="http://schemas.openxmlformats.org/wordprocessingml/2006/main">
   <w:body>
-    <w:p/>
     <w:p>
       <w:pPr>
         <w:pStyle w:val="Heading1"/>
       </w:pPr>
+      <w:del w:author="Reviewer" w:date="2026-06-12T09:35:59Z" w:id="1">
+        <w:r>
+          <w:delText>AIOffice M2 Demo</w:delText>
+        </w:r>
+      </w:del>
+      <w:ins w:author="Reviewer" w:date="2026-06-12T09:35:59Z" w:id="2">
+        <w:r>
+          <w:t>AIOffice M2 Demo (title edited under track changes)</w:t>
+        </w:r>
+      </w:ins>
+    </w:p>
+    <w:p>
+      <w:commentRangeStart w:id="1"/>
       <w:r>
-        <w:t>AIOffice 自研引擎首测</w:t>
+        <w:t>Open in Word: the review pane must show ONE PENDING tracked change and one comment; below: a custom style and an embedded image.</w:t>
+      </w:r>
+      <w:commentRangeEnd w:id="1"/>
+      <w:r>
+        <w:commentReference w:id="1"/>
+      </w:r>
+    </w:p>
+    <w:p>
+      <w:pPr>
+        <w:pStyle w:val="Callout"/>
+      </w:pPr>
+      <w:r>
+        <w:t>This paragraph uses the custom Callout style (bold, dark blue, centered).</w:t>
+      </w:r>
+    </w:p>
+    <w:p>
+      <w:r>
+        <w:t>Image below was embedded by aioffice (PNG, 6cm wide):</w:t>
+      </w:r>
+    </w:p>
+    <w:p>
+      <w:r>
+        <w:drawing>
+          <wp:inline xmlns:wp="http://schemas.openxmlformats.org/drawingml/2006/wordprocessingDrawing" distT="0" distB="0" distL="0" distR="0">
+            <wp:extent cx="2160000" cy="1215000"/>
+            <wp:effectExtent l="0" t="0" r="0" b="0"/>
+            <wp:docPr id="1" name="demo-logo.png"/>
+            <wp:cNvGraphicFramePr>
+              <a:graphicFrameLocks xmlns:a="http://schemas.openxmlformats.org/drawingml/2006/main" noChangeAspect="1"/>
+            </wp:cNvGraphicFramePr>
+            <a:graphic xmlns:a="http://schemas.openxmlformats.org/drawingml/2006/main">
+              <a:graphicData uri="http://schemas.openxmlformats.org/drawingml/2006/picture">
+                <pic:pic xmlns:pic="http://schemas.openxmlformats.org/drawingml/2006/picture">
+                  <pic:nvPicPr>
+                    <pic:cNvPr id="0" name="demo-logo.png"/>
+                    <pic:cNvPicPr/>
+                  </pic:nvPicPr>
+                  <pic:blipFill>
+                    <a:blip xmlns:r="http://schemas.openxmlformats.org/officeDocument/2006/relationships" r:embed="Re45341415e494927"/>
+                    <a:stretch>
+                      <a:fillRect/>
+                    </a:stretch>
+                  </pic:blipFill>
+                  <pic:spPr>
+                    <a:xfrm>
+                      <a:off x="0" y="0"/>
+                      <a:ext cx="2160000" cy="1215000"/>
+                    </a:xfrm>
+                    <a:prstGeom prst="rect">
+                      <a:avLst/>
+                    </a:prstGeom>
+                  </pic:spPr>
+                </pic:pic>
+              </a:graphicData>
+            </a:graphic>
+          </wp:inline>
+        </w:drawing>
       </w:r>
     </w:p>
   </w:body>
 </w:document>
+</file>
+
+<file path=word/comments.xml><?xml version="1.0" encoding="utf-8"?>
+<w:comments xmlns:w="http://schemas.openxmlformats.org/wordprocessingml/2006/main">
+  <w:comment w:author="Reviewer" w:date="2026-06-12T09:35:59.189466Z" w:id="1">
+    <w:p>
+      <w:r>
+        <w:t>Comment written by aioffice — verify it shows in the review pane.</w:t>
+      </w:r>
+    </w:p>
+  </w:comment>
+</w:comments>
 </file>
 
 <file path=word/styles.xml><?xml version="1.0" encoding="utf-8"?>
@@ -53,5 +133,17 @@
       <w:sz w:val="26"/>
     </w:rPr>
   </w:style>
+  <w:style w:type="paragraph" w:styleId="Callout" w:customStyle="true">
+    <w:name w:val="Callout"/>
+    <w:pPr>
+      <w:spacing w:before="120" w:after="120"/>
+      <w:jc w:val="center"/>
+    </w:pPr>
+    <w:rPr>
+      <w:b w:val="true"/>
+      <w:color w:val="1F4E79"/>
+      <w:sz w:val="24"/>
+    </w:rPr>
+  </w:style>
 </w:styles>
 </file>